--- a/TS-Padam/TS-7.4/TS 7.4 Sanskrit Pada Paatam Corrections.docx
+++ b/TS-Padam/TS-7.4/TS 7.4 Sanskrit Pada Paatam Corrections.docx
@@ -1,6 +1,6 @@
 
 <file path=word/document.xml><?xml version="1.0" encoding="utf-8"?>
-<w:document xmlns:wpc="http://schemas.microsoft.com/office/word/2010/wordprocessingCanvas" xmlns:cx="http://schemas.microsoft.com/office/drawing/2014/chartex" xmlns:cx1="http://schemas.microsoft.com/office/drawing/2015/9/8/chartex" xmlns:cx2="http://schemas.microsoft.com/office/drawing/2015/10/21/chartex" xmlns:cx3="http://schemas.microsoft.com/office/drawing/2016/5/9/chartex" xmlns:cx4="http://schemas.microsoft.com/office/drawing/2016/5/10/chartex" xmlns:cx5="http://schemas.microsoft.com/office/drawing/2016/5/11/chartex" xmlns:cx6="http://schemas.microsoft.com/office/drawing/2016/5/12/chartex" xmlns:cx7="http://schemas.microsoft.com/office/drawing/2016/5/13/chartex" xmlns:cx8="http://schemas.microsoft.com/office/drawing/2016/5/14/chartex" xmlns:mc="http://schemas.openxmlformats.org/markup-compatibility/2006" xmlns:aink="http://schemas.microsoft.com/office/drawing/2016/ink" xmlns:am3d="http://schemas.microsoft.com/office/drawing/2017/model3d" xmlns:o="urn:schemas-microsoft-com:office:office" xmlns:oel="http://schemas.microsoft.com/office/2019/extlst" xmlns:r="http://schemas.openxmlformats.org/officeDocument/2006/relationships" xmlns:m="http://schemas.openxmlformats.org/officeDocument/2006/math" xmlns:v="urn:schemas-microsoft-com:vml" xmlns:wp14="http://schemas.microsoft.com/office/word/2010/wordprocessingDrawing" xmlns:wp="http://schemas.openxmlformats.org/drawingml/2006/wordprocessingDrawing" xmlns:w10="urn:schemas-microsoft-com:office:word" xmlns:w="http://schemas.openxmlformats.org/wordprocessingml/2006/main" xmlns:w14="http://schemas.microsoft.com/office/word/2010/wordml" xmlns:w15="http://schemas.microsoft.com/office/word/2012/wordml" xmlns:w16cex="http://schemas.microsoft.com/office/word/2018/wordml/cex" xmlns:w16cid="http://schemas.microsoft.com/office/word/2016/wordml/cid" xmlns:w16="http://schemas.microsoft.com/office/word/2018/wordml" xmlns:w16du="http://schemas.microsoft.com/office/word/2023/wordml/word16du" xmlns:w16sdtdh="http://schemas.microsoft.com/office/word/2020/wordml/sdtdatahash" xmlns:w16sdtfl="http://schemas.microsoft.com/office/word/2024/wordml/sdtformatlock" xmlns:w16se="http://schemas.microsoft.com/office/word/2015/wordml/symex" xmlns:wpg="http://schemas.microsoft.com/office/word/2010/wordprocessingGroup" xmlns:wpi="http://schemas.microsoft.com/office/word/2010/wordprocessingInk" xmlns:wne="http://schemas.microsoft.com/office/word/2006/wordml" xmlns:wps="http://schemas.microsoft.com/office/word/2010/wordprocessingShape" mc:Ignorable="w14 w15 w16se w16cid w16 w16cex w16sdtdh w16sdtfl w16du wp14">
+<w:document xmlns:wpc="http://schemas.microsoft.com/office/word/2010/wordprocessingCanvas" xmlns:cx="http://schemas.microsoft.com/office/drawing/2014/chartex" xmlns:cx1="http://schemas.microsoft.com/office/drawing/2015/9/8/chartex" xmlns:cx2="http://schemas.microsoft.com/office/drawing/2015/10/21/chartex" xmlns:cx3="http://schemas.microsoft.com/office/drawing/2016/5/9/chartex" xmlns:cx4="http://schemas.microsoft.com/office/drawing/2016/5/10/chartex" xmlns:cx5="http://schemas.microsoft.com/office/drawing/2016/5/11/chartex" xmlns:cx6="http://schemas.microsoft.com/office/drawing/2016/5/12/chartex" xmlns:cx7="http://schemas.microsoft.com/office/drawing/2016/5/13/chartex" xmlns:cx8="http://schemas.microsoft.com/office/drawing/2016/5/14/chartex" xmlns:mc="http://schemas.openxmlformats.org/markup-compatibility/2006" xmlns:aink="http://schemas.microsoft.com/office/drawing/2016/ink" xmlns:am3d="http://schemas.microsoft.com/office/drawing/2017/model3d" xmlns:o="urn:schemas-microsoft-com:office:office" xmlns:oel="http://schemas.microsoft.com/office/2019/extlst" xmlns:r="http://schemas.openxmlformats.org/officeDocument/2006/relationships" xmlns:m="http://schemas.openxmlformats.org/officeDocument/2006/math" xmlns:v="urn:schemas-microsoft-com:vml" xmlns:wp14="http://schemas.microsoft.com/office/word/2010/wordprocessingDrawing" xmlns:wp="http://schemas.openxmlformats.org/drawingml/2006/wordprocessingDrawing" xmlns:w10="urn:schemas-microsoft-com:office:word" xmlns:w="http://schemas.openxmlformats.org/wordprocessingml/2006/main" xmlns:w14="http://schemas.microsoft.com/office/word/2010/wordml" xmlns:w15="http://schemas.microsoft.com/office/word/2012/wordml" xmlns:w16cei="http://schemas.microsoft.com/office/word/2026/wordml/cei" xmlns:w16cex="http://schemas.microsoft.com/office/word/2018/wordml/cex" xmlns:w16cid="http://schemas.microsoft.com/office/word/2016/wordml/cid" xmlns:w16="http://schemas.microsoft.com/office/word/2018/wordml" xmlns:w16du="http://schemas.microsoft.com/office/word/2023/wordml/word16du" xmlns:w16sdtdh="http://schemas.microsoft.com/office/word/2020/wordml/sdtdatahash" xmlns:w16sdtfl="http://schemas.microsoft.com/office/word/2024/wordml/sdtformatlock" xmlns:w16se="http://schemas.microsoft.com/office/word/2015/wordml/symex" xmlns:wpg="http://schemas.microsoft.com/office/word/2010/wordprocessingGroup" xmlns:wpi="http://schemas.microsoft.com/office/word/2010/wordprocessingInk" xmlns:wne="http://schemas.microsoft.com/office/word/2006/wordml" xmlns:wps="http://schemas.microsoft.com/office/word/2010/wordprocessingShape" mc:Ignorable="w14 w15 w16se w16cid w16 w16cex w16sdtdh w16sdtfl w16du wp14">
   <w:body>
     <w:p>
       <w:pPr>
@@ -659,6 +659,582 @@
       </w:tr>
       <w:tr>
         <w:trPr>
+          <w:trHeight w:val="1689"/>
+        </w:trPr>
+        <w:tc>
+          <w:tcPr>
+            <w:tcW w:w="3452" w:type="dxa"/>
+            <w:tcBorders>
+              <w:top w:val="single" w:sz="4" w:space="0" w:color="000000"/>
+              <w:left w:val="single" w:sz="4" w:space="0" w:color="000000"/>
+              <w:bottom w:val="single" w:sz="4" w:space="0" w:color="000000"/>
+              <w:right w:val="single" w:sz="4" w:space="0" w:color="000000"/>
+            </w:tcBorders>
+          </w:tcPr>
+          <w:p>
+            <w:pPr>
+              <w:widowControl w:val="0"/>
+              <w:autoSpaceDE w:val="0"/>
+              <w:autoSpaceDN w:val="0"/>
+              <w:adjustRightInd w:val="0"/>
+              <w:spacing w:before="0" w:line="240" w:lineRule="auto"/>
+              <w:rPr>
+                <w:rFonts w:cs="Arial"/>
+                <w:b/>
+                <w:bCs/>
+                <w:sz w:val="28"/>
+                <w:szCs w:val="28"/>
+              </w:rPr>
+            </w:pPr>
+            <w:r>
+              <w:rPr>
+                <w:rFonts w:cs="Arial"/>
+                <w:b/>
+                <w:bCs/>
+                <w:sz w:val="28"/>
+                <w:szCs w:val="28"/>
+              </w:rPr>
+              <w:t>TS 7.4.2.</w:t>
+            </w:r>
+            <w:r>
+              <w:rPr>
+                <w:rFonts w:cs="Arial"/>
+                <w:b/>
+                <w:bCs/>
+                <w:sz w:val="28"/>
+                <w:szCs w:val="28"/>
+              </w:rPr>
+              <w:t>5</w:t>
+            </w:r>
+            <w:r>
+              <w:rPr>
+                <w:rFonts w:cs="Arial"/>
+                <w:b/>
+                <w:bCs/>
+                <w:sz w:val="28"/>
+                <w:szCs w:val="28"/>
+              </w:rPr>
+              <w:t xml:space="preserve"> – </w:t>
+            </w:r>
+            <w:r>
+              <w:rPr>
+                <w:rFonts w:cs="Arial"/>
+                <w:b/>
+                <w:bCs/>
+                <w:sz w:val="28"/>
+                <w:szCs w:val="28"/>
+              </w:rPr>
+              <w:t>Vaakyam</w:t>
+            </w:r>
+          </w:p>
+          <w:p>
+            <w:pPr>
+              <w:widowControl w:val="0"/>
+              <w:autoSpaceDE w:val="0"/>
+              <w:autoSpaceDN w:val="0"/>
+              <w:adjustRightInd w:val="0"/>
+              <w:spacing w:before="0" w:line="240" w:lineRule="auto"/>
+              <w:rPr>
+                <w:rFonts w:cs="Arial"/>
+                <w:b/>
+                <w:bCs/>
+                <w:sz w:val="28"/>
+                <w:szCs w:val="28"/>
+              </w:rPr>
+            </w:pPr>
+            <w:r>
+              <w:rPr>
+                <w:rFonts w:cs="Arial"/>
+                <w:b/>
+                <w:bCs/>
+                <w:sz w:val="28"/>
+                <w:szCs w:val="28"/>
+              </w:rPr>
+              <w:t>Line</w:t>
+            </w:r>
+            <w:r>
+              <w:rPr>
+                <w:rFonts w:cs="Arial"/>
+                <w:b/>
+                <w:bCs/>
+                <w:sz w:val="28"/>
+                <w:szCs w:val="28"/>
+              </w:rPr>
+              <w:t xml:space="preserve"> No. – </w:t>
+            </w:r>
+            <w:r>
+              <w:rPr>
+                <w:rFonts w:cs="Arial"/>
+                <w:b/>
+                <w:bCs/>
+                <w:sz w:val="28"/>
+                <w:szCs w:val="28"/>
+              </w:rPr>
+              <w:t>73</w:t>
+            </w:r>
+          </w:p>
+          <w:p>
+            <w:pPr>
+              <w:widowControl w:val="0"/>
+              <w:autoSpaceDE w:val="0"/>
+              <w:autoSpaceDN w:val="0"/>
+              <w:adjustRightInd w:val="0"/>
+              <w:spacing w:before="0" w:line="240" w:lineRule="auto"/>
+              <w:rPr>
+                <w:rFonts w:cs="Arial"/>
+                <w:b/>
+                <w:bCs/>
+                <w:sz w:val="28"/>
+                <w:szCs w:val="28"/>
+              </w:rPr>
+            </w:pPr>
+            <w:r>
+              <w:rPr>
+                <w:rFonts w:cs="Arial"/>
+                <w:b/>
+                <w:bCs/>
+                <w:sz w:val="28"/>
+                <w:szCs w:val="28"/>
+              </w:rPr>
+              <w:t xml:space="preserve">Panchaati No. – </w:t>
+            </w:r>
+            <w:r>
+              <w:rPr>
+                <w:rFonts w:cs="Arial"/>
+                <w:b/>
+                <w:bCs/>
+                <w:sz w:val="28"/>
+                <w:szCs w:val="28"/>
+              </w:rPr>
+              <w:t>8</w:t>
+            </w:r>
+          </w:p>
+        </w:tc>
+        <w:tc>
+          <w:tcPr>
+            <w:tcW w:w="5096" w:type="dxa"/>
+            <w:tcBorders>
+              <w:top w:val="single" w:sz="4" w:space="0" w:color="000000"/>
+              <w:left w:val="single" w:sz="4" w:space="0" w:color="000000"/>
+              <w:bottom w:val="single" w:sz="4" w:space="0" w:color="000000"/>
+              <w:right w:val="single" w:sz="4" w:space="0" w:color="000000"/>
+            </w:tcBorders>
+          </w:tcPr>
+          <w:p>
+            <w:pPr>
+              <w:widowControl w:val="0"/>
+              <w:autoSpaceDE w:val="0"/>
+              <w:autoSpaceDN w:val="0"/>
+              <w:adjustRightInd w:val="0"/>
+              <w:spacing w:before="0" w:line="240" w:lineRule="auto"/>
+              <w:ind w:right="-48"/>
+              <w:rPr>
+                <w:rFonts w:ascii="BRH Devanagari Extra" w:hAnsi="BRH Devanagari Extra" w:cs="BRH Devanagari Extra"/>
+                <w:sz w:val="40"/>
+                <w:szCs w:val="40"/>
+              </w:rPr>
+            </w:pPr>
+            <w:r>
+              <w:rPr>
+                <w:rFonts w:ascii="BRH Devanagari Extra" w:hAnsi="BRH Devanagari Extra" w:cs="BRH Devanagari Extra"/>
+                <w:sz w:val="40"/>
+                <w:szCs w:val="40"/>
+              </w:rPr>
+              <w:t>pÉ</w:t>
+            </w:r>
+            <w:r>
+              <w:rPr>
+                <w:rFonts w:ascii="BRH Malayalam Extra" w:hAnsi="BRH Malayalam Extra" w:cs="BRH Devanagari Extra"/>
+                <w:sz w:val="32"/>
+                <w:szCs w:val="40"/>
+              </w:rPr>
+              <w:t>–</w:t>
+            </w:r>
+            <w:r>
+              <w:rPr>
+                <w:rFonts w:ascii="BRH Devanagari Extra" w:hAnsi="BRH Devanagari Extra" w:cs="BRH Devanagari Extra"/>
+                <w:sz w:val="40"/>
+                <w:szCs w:val="40"/>
+              </w:rPr>
+              <w:t>uÉ</w:t>
+            </w:r>
+            <w:r>
+              <w:rPr>
+                <w:rFonts w:ascii="BRH Malayalam Extra" w:hAnsi="BRH Malayalam Extra" w:cs="BRH Devanagari Extra"/>
+                <w:sz w:val="32"/>
+                <w:szCs w:val="40"/>
+              </w:rPr>
+              <w:t>–</w:t>
+            </w:r>
+            <w:r>
+              <w:rPr>
+                <w:rFonts w:ascii="BRH Devanagari Extra" w:hAnsi="BRH Devanagari Extra" w:cs="BRH Devanagari Extra"/>
+                <w:sz w:val="40"/>
+                <w:szCs w:val="40"/>
+              </w:rPr>
+              <w:t>iÉ</w:t>
+            </w:r>
+            <w:r>
+              <w:rPr>
+                <w:rFonts w:ascii="BRH Malayalam Extra" w:hAnsi="BRH Malayalam Extra" w:cs="BRH Devanagari Extra"/>
+                <w:sz w:val="32"/>
+                <w:szCs w:val="40"/>
+              </w:rPr>
+              <w:t>–</w:t>
+            </w:r>
+            <w:r>
+              <w:rPr>
+                <w:rFonts w:ascii="BRH Devanagari Extra" w:hAnsi="BRH Devanagari Extra" w:cs="BRH Devanagari Extra"/>
+                <w:sz w:val="40"/>
+                <w:szCs w:val="40"/>
+              </w:rPr>
+              <w:t xml:space="preserve">È | </w:t>
+            </w:r>
+          </w:p>
+          <w:p>
+            <w:pPr>
+              <w:widowControl w:val="0"/>
+              <w:autoSpaceDE w:val="0"/>
+              <w:autoSpaceDN w:val="0"/>
+              <w:adjustRightInd w:val="0"/>
+              <w:spacing w:before="0" w:line="240" w:lineRule="auto"/>
+              <w:ind w:right="-48"/>
+              <w:rPr>
+                <w:rFonts w:ascii="BRH Malayalam Extra" w:hAnsi="BRH Malayalam Extra" w:cs="BRH Malayalam Extra"/>
+                <w:sz w:val="40"/>
+                <w:szCs w:val="40"/>
+              </w:rPr>
+            </w:pPr>
+            <w:r>
+              <w:rPr>
+                <w:rFonts w:ascii="BRH Devanagari Extra" w:hAnsi="BRH Devanagari Extra" w:cs="BRH Devanagari Extra"/>
+                <w:sz w:val="40"/>
+                <w:szCs w:val="40"/>
+              </w:rPr>
+              <w:t>oÉë</w:t>
+            </w:r>
+            <w:r>
+              <w:rPr>
+                <w:rFonts w:ascii="BRH Malayalam Extra" w:hAnsi="BRH Malayalam Extra" w:cs="BRH Devanagari Extra"/>
+                <w:sz w:val="32"/>
+                <w:szCs w:val="40"/>
+              </w:rPr>
+              <w:t>–</w:t>
+            </w:r>
+            <w:r>
+              <w:rPr>
+                <w:rFonts w:ascii="BRH Devanagari Extra" w:hAnsi="BRH Devanagari Extra" w:cs="BRH Devanagari Extra"/>
+                <w:sz w:val="40"/>
+                <w:szCs w:val="40"/>
+              </w:rPr>
+              <w:t>¼</w:t>
+            </w:r>
+            <w:r>
+              <w:rPr>
+                <w:rFonts w:ascii="BRH Malayalam Extra" w:hAnsi="BRH Malayalam Extra" w:cs="BRH Devanagari Extra"/>
+                <w:sz w:val="32"/>
+                <w:szCs w:val="40"/>
+              </w:rPr>
+              <w:t>–</w:t>
+            </w:r>
+            <w:r>
+              <w:rPr>
+                <w:rFonts w:ascii="BRH Devanagari Extra" w:hAnsi="BRH Devanagari Extra" w:cs="BRH Devanagari Extra"/>
+                <w:sz w:val="40"/>
+                <w:szCs w:val="40"/>
+              </w:rPr>
+              <w:t>uÉ</w:t>
+            </w:r>
+            <w:r>
+              <w:rPr>
+                <w:rFonts w:ascii="BRH Malayalam Extra" w:hAnsi="BRH Malayalam Extra" w:cs="BRH Devanagari Extra"/>
+                <w:sz w:val="32"/>
+                <w:szCs w:val="40"/>
+              </w:rPr>
+              <w:t>–</w:t>
+            </w:r>
+            <w:r>
+              <w:rPr>
+                <w:rFonts w:ascii="BRH Devanagari Extra" w:hAnsi="BRH Devanagari Extra" w:cs="BRH Devanagari Extra"/>
+                <w:sz w:val="40"/>
+                <w:szCs w:val="40"/>
+                <w:highlight w:val="yellow"/>
+              </w:rPr>
+              <w:t>cÉï</w:t>
+            </w:r>
+            <w:r>
+              <w:rPr>
+                <w:rFonts w:ascii="BRH Malayalam Extra" w:hAnsi="BRH Malayalam Extra" w:cs="BRH Devanagari Extra"/>
+                <w:sz w:val="32"/>
+                <w:szCs w:val="40"/>
+                <w:highlight w:val="yellow"/>
+              </w:rPr>
+              <w:t>–</w:t>
+            </w:r>
+            <w:r>
+              <w:rPr>
+                <w:rFonts w:ascii="BRH Devanagari Extra" w:hAnsi="BRH Devanagari Extra" w:cs="BRH Devanagari Extra"/>
+                <w:sz w:val="40"/>
+                <w:szCs w:val="40"/>
+                <w:highlight w:val="yellow"/>
+              </w:rPr>
+              <w:t>xrÉ</w:t>
+            </w:r>
+            <w:r>
+              <w:rPr>
+                <w:rFonts w:ascii="BRH Devanagari Extra" w:hAnsi="BRH Devanagari Extra" w:cs="BRH Devanagari Extra"/>
+                <w:sz w:val="40"/>
+                <w:szCs w:val="40"/>
+              </w:rPr>
+              <w:t>åÌiÉþ oÉë¼ - uÉ</w:t>
+            </w:r>
+            <w:r>
+              <w:rPr>
+                <w:rFonts w:ascii="BRH Malayalam Extra" w:hAnsi="BRH Malayalam Extra" w:cs="BRH Devanagari Extra"/>
+                <w:sz w:val="32"/>
+                <w:szCs w:val="40"/>
+              </w:rPr>
+              <w:t>–</w:t>
+            </w:r>
+            <w:r>
+              <w:rPr>
+                <w:rFonts w:ascii="BRH Devanagari Extra" w:hAnsi="BRH Devanagari Extra" w:cs="BRH Devanagari Extra"/>
+                <w:sz w:val="40"/>
+                <w:szCs w:val="40"/>
+              </w:rPr>
+              <w:t>cÉï</w:t>
+            </w:r>
+            <w:r>
+              <w:rPr>
+                <w:rFonts w:ascii="BRH Malayalam Extra" w:hAnsi="BRH Malayalam Extra" w:cs="BRH Devanagari Extra"/>
+                <w:sz w:val="32"/>
+                <w:szCs w:val="40"/>
+              </w:rPr>
+              <w:t>–</w:t>
+            </w:r>
+            <w:r>
+              <w:rPr>
+                <w:rFonts w:ascii="BRH Devanagari Extra" w:hAnsi="BRH Devanagari Extra" w:cs="BRH Devanagari Extra"/>
+                <w:sz w:val="40"/>
+                <w:szCs w:val="40"/>
+              </w:rPr>
+              <w:t>xÉxrÉþ |</w:t>
+            </w:r>
+          </w:p>
+        </w:tc>
+        <w:tc>
+          <w:tcPr>
+            <w:tcW w:w="5423" w:type="dxa"/>
+            <w:tcBorders>
+              <w:top w:val="single" w:sz="4" w:space="0" w:color="000000"/>
+              <w:left w:val="single" w:sz="4" w:space="0" w:color="000000"/>
+              <w:bottom w:val="single" w:sz="4" w:space="0" w:color="000000"/>
+              <w:right w:val="single" w:sz="4" w:space="0" w:color="000000"/>
+            </w:tcBorders>
+          </w:tcPr>
+          <w:p>
+            <w:pPr>
+              <w:widowControl w:val="0"/>
+              <w:autoSpaceDE w:val="0"/>
+              <w:autoSpaceDN w:val="0"/>
+              <w:adjustRightInd w:val="0"/>
+              <w:spacing w:before="0" w:line="240" w:lineRule="auto"/>
+              <w:ind w:right="-48"/>
+              <w:rPr>
+                <w:rFonts w:ascii="BRH Devanagari Extra" w:hAnsi="BRH Devanagari Extra" w:cs="BRH Devanagari Extra"/>
+                <w:sz w:val="40"/>
+                <w:szCs w:val="40"/>
+              </w:rPr>
+            </w:pPr>
+            <w:r>
+              <w:rPr>
+                <w:rFonts w:ascii="BRH Devanagari Extra" w:hAnsi="BRH Devanagari Extra" w:cs="BRH Devanagari Extra"/>
+                <w:sz w:val="40"/>
+                <w:szCs w:val="40"/>
+              </w:rPr>
+              <w:t>pÉ</w:t>
+            </w:r>
+            <w:r>
+              <w:rPr>
+                <w:rFonts w:ascii="BRH Malayalam Extra" w:hAnsi="BRH Malayalam Extra" w:cs="BRH Devanagari Extra"/>
+                <w:sz w:val="32"/>
+                <w:szCs w:val="40"/>
+              </w:rPr>
+              <w:t>–</w:t>
+            </w:r>
+            <w:r>
+              <w:rPr>
+                <w:rFonts w:ascii="BRH Devanagari Extra" w:hAnsi="BRH Devanagari Extra" w:cs="BRH Devanagari Extra"/>
+                <w:sz w:val="40"/>
+                <w:szCs w:val="40"/>
+              </w:rPr>
+              <w:t>uÉ</w:t>
+            </w:r>
+            <w:r>
+              <w:rPr>
+                <w:rFonts w:ascii="BRH Malayalam Extra" w:hAnsi="BRH Malayalam Extra" w:cs="BRH Devanagari Extra"/>
+                <w:sz w:val="32"/>
+                <w:szCs w:val="40"/>
+              </w:rPr>
+              <w:t>–</w:t>
+            </w:r>
+            <w:r>
+              <w:rPr>
+                <w:rFonts w:ascii="BRH Devanagari Extra" w:hAnsi="BRH Devanagari Extra" w:cs="BRH Devanagari Extra"/>
+                <w:sz w:val="40"/>
+                <w:szCs w:val="40"/>
+              </w:rPr>
+              <w:t>iÉ</w:t>
+            </w:r>
+            <w:r>
+              <w:rPr>
+                <w:rFonts w:ascii="BRH Malayalam Extra" w:hAnsi="BRH Malayalam Extra" w:cs="BRH Devanagari Extra"/>
+                <w:sz w:val="32"/>
+                <w:szCs w:val="40"/>
+              </w:rPr>
+              <w:t>–</w:t>
+            </w:r>
+            <w:r>
+              <w:rPr>
+                <w:rFonts w:ascii="BRH Devanagari Extra" w:hAnsi="BRH Devanagari Extra" w:cs="BRH Devanagari Extra"/>
+                <w:sz w:val="40"/>
+                <w:szCs w:val="40"/>
+              </w:rPr>
+              <w:t xml:space="preserve">È | </w:t>
+            </w:r>
+          </w:p>
+          <w:p>
+            <w:pPr>
+              <w:widowControl w:val="0"/>
+              <w:autoSpaceDE w:val="0"/>
+              <w:autoSpaceDN w:val="0"/>
+              <w:adjustRightInd w:val="0"/>
+              <w:spacing w:before="0" w:line="240" w:lineRule="auto"/>
+              <w:ind w:right="-48"/>
+              <w:rPr>
+                <w:rFonts w:ascii="BRH Malayalam Extra" w:hAnsi="BRH Malayalam Extra" w:cs="BRH Malayalam Extra"/>
+                <w:sz w:val="40"/>
+                <w:szCs w:val="40"/>
+              </w:rPr>
+            </w:pPr>
+            <w:r>
+              <w:rPr>
+                <w:rFonts w:ascii="BRH Devanagari Extra" w:hAnsi="BRH Devanagari Extra" w:cs="BRH Devanagari Extra"/>
+                <w:sz w:val="40"/>
+                <w:szCs w:val="40"/>
+              </w:rPr>
+              <w:t>oÉë</w:t>
+            </w:r>
+            <w:r>
+              <w:rPr>
+                <w:rFonts w:ascii="BRH Malayalam Extra" w:hAnsi="BRH Malayalam Extra" w:cs="BRH Devanagari Extra"/>
+                <w:sz w:val="32"/>
+                <w:szCs w:val="40"/>
+              </w:rPr>
+              <w:t>–</w:t>
+            </w:r>
+            <w:r>
+              <w:rPr>
+                <w:rFonts w:ascii="BRH Devanagari Extra" w:hAnsi="BRH Devanagari Extra" w:cs="BRH Devanagari Extra"/>
+                <w:sz w:val="40"/>
+                <w:szCs w:val="40"/>
+              </w:rPr>
+              <w:t>¼</w:t>
+            </w:r>
+            <w:r>
+              <w:rPr>
+                <w:rFonts w:ascii="BRH Malayalam Extra" w:hAnsi="BRH Malayalam Extra" w:cs="BRH Devanagari Extra"/>
+                <w:sz w:val="32"/>
+                <w:szCs w:val="40"/>
+              </w:rPr>
+              <w:t>–</w:t>
+            </w:r>
+            <w:r>
+              <w:rPr>
+                <w:rFonts w:ascii="BRH Devanagari Extra" w:hAnsi="BRH Devanagari Extra" w:cs="BRH Devanagari Extra"/>
+                <w:sz w:val="40"/>
+                <w:szCs w:val="40"/>
+              </w:rPr>
+              <w:t>uÉ</w:t>
+            </w:r>
+            <w:r>
+              <w:rPr>
+                <w:rFonts w:ascii="BRH Malayalam Extra" w:hAnsi="BRH Malayalam Extra" w:cs="BRH Devanagari Extra"/>
+                <w:sz w:val="32"/>
+                <w:szCs w:val="40"/>
+              </w:rPr>
+              <w:t>–</w:t>
+            </w:r>
+            <w:r>
+              <w:rPr>
+                <w:rFonts w:ascii="BRH Devanagari Extra" w:hAnsi="BRH Devanagari Extra" w:cs="BRH Devanagari Extra"/>
+                <w:sz w:val="40"/>
+                <w:szCs w:val="40"/>
+              </w:rPr>
+              <w:t>cÉï</w:t>
+            </w:r>
+            <w:r>
+              <w:rPr>
+                <w:rFonts w:ascii="BRH Malayalam Extra" w:hAnsi="BRH Malayalam Extra" w:cs="BRH Devanagari Extra"/>
+                <w:sz w:val="32"/>
+                <w:szCs w:val="40"/>
+              </w:rPr>
+              <w:t>–</w:t>
+            </w:r>
+            <w:r>
+              <w:rPr>
+                <w:rFonts w:ascii="BRH Devanagari Extra" w:hAnsi="BRH Devanagari Extra" w:cs="BRH Devanagari Extra"/>
+                <w:sz w:val="40"/>
+                <w:szCs w:val="40"/>
+                <w:highlight w:val="green"/>
+              </w:rPr>
+              <w:t>xÉ</w:t>
+            </w:r>
+            <w:r>
+              <w:rPr>
+                <w:rFonts w:ascii="BRH Devanagari Extra" w:hAnsi="BRH Devanagari Extra" w:cs="BRH Devanagari Extra"/>
+                <w:sz w:val="40"/>
+                <w:szCs w:val="40"/>
+              </w:rPr>
+              <w:t>xrÉåÌiÉþ oÉë¼ - uÉ</w:t>
+            </w:r>
+            <w:r>
+              <w:rPr>
+                <w:rFonts w:ascii="BRH Malayalam Extra" w:hAnsi="BRH Malayalam Extra" w:cs="BRH Devanagari Extra"/>
+                <w:sz w:val="32"/>
+                <w:szCs w:val="40"/>
+              </w:rPr>
+              <w:t>–</w:t>
+            </w:r>
+            <w:r>
+              <w:rPr>
+                <w:rFonts w:ascii="BRH Devanagari Extra" w:hAnsi="BRH Devanagari Extra" w:cs="BRH Devanagari Extra"/>
+                <w:sz w:val="40"/>
+                <w:szCs w:val="40"/>
+              </w:rPr>
+              <w:t>cÉï</w:t>
+            </w:r>
+            <w:r>
+              <w:rPr>
+                <w:rFonts w:ascii="BRH Malayalam Extra" w:hAnsi="BRH Malayalam Extra" w:cs="BRH Devanagari Extra"/>
+                <w:sz w:val="32"/>
+                <w:szCs w:val="40"/>
+              </w:rPr>
+              <w:t>–</w:t>
+            </w:r>
+            <w:r>
+              <w:rPr>
+                <w:rFonts w:ascii="BRH Devanagari Extra" w:hAnsi="BRH Devanagari Extra" w:cs="BRH Devanagari Extra"/>
+                <w:sz w:val="40"/>
+                <w:szCs w:val="40"/>
+              </w:rPr>
+              <w:t>xÉxrÉþ |</w:t>
+            </w:r>
+          </w:p>
+        </w:tc>
+      </w:tr>
+      <w:tr>
+        <w:trPr>
           <w:trHeight w:val="1122"/>
         </w:trPr>
         <w:tc>
@@ -1813,7 +2389,6 @@
                 <w:sz w:val="32"/>
                 <w:szCs w:val="32"/>
               </w:rPr>
-              <w:lastRenderedPageBreak/>
               <w:t>Section, Paragraph</w:t>
             </w:r>
           </w:p>
@@ -3507,6 +4082,7 @@
                 <w:sz w:val="28"/>
                 <w:szCs w:val="28"/>
               </w:rPr>
+              <w:lastRenderedPageBreak/>
               <w:t>TS 7.4.</w:t>
             </w:r>
             <w:r>
@@ -3944,7 +4520,6 @@
                 <w:sz w:val="28"/>
                 <w:szCs w:val="28"/>
               </w:rPr>
-              <w:lastRenderedPageBreak/>
               <w:t>TS 7.4.</w:t>
             </w:r>
             <w:r>
@@ -5905,7 +6480,6 @@
           <w:b/>
           <w:bCs/>
         </w:rPr>
-        <w:lastRenderedPageBreak/>
         <w:t>(ignore those which are already incorporated in your book’s version and date)</w:t>
       </w:r>
     </w:p>
@@ -7171,6 +7745,7 @@
                 <w:sz w:val="28"/>
                 <w:szCs w:val="28"/>
               </w:rPr>
+              <w:lastRenderedPageBreak/>
               <w:t>7.4.7.3 – Vaakyam</w:t>
             </w:r>
           </w:p>
@@ -7389,7 +7964,6 @@
                 <w:sz w:val="28"/>
                 <w:szCs w:val="28"/>
               </w:rPr>
-              <w:lastRenderedPageBreak/>
               <w:t>39th Panchaati</w:t>
             </w:r>
           </w:p>
@@ -7463,7 +8037,6 @@
                 <w:szCs w:val="40"/>
                 <w:lang w:val="en-IN" w:eastAsia="en-IN" w:bidi="ml-IN"/>
               </w:rPr>
-              <w:lastRenderedPageBreak/>
               <w:t>xuÉÉWûÉÿ | ¾ûÉ</w:t>
             </w:r>
             <w:r>
@@ -7518,7 +8091,6 @@
                 <w:szCs w:val="40"/>
                 <w:lang w:val="en-IN" w:eastAsia="en-IN" w:bidi="ml-IN"/>
               </w:rPr>
-              <w:lastRenderedPageBreak/>
               <w:t>¾ûÉ</w:t>
             </w:r>
             <w:r>
@@ -7591,7 +8163,6 @@
                 <w:szCs w:val="40"/>
                 <w:lang w:val="en-IN" w:eastAsia="en-IN" w:bidi="ml-IN"/>
               </w:rPr>
-              <w:lastRenderedPageBreak/>
               <w:t>xuÉÉWûÉÿ | ¾ûÉ</w:t>
             </w:r>
             <w:r>
@@ -7646,7 +8217,6 @@
                 <w:szCs w:val="40"/>
                 <w:lang w:val="en-IN" w:eastAsia="en-IN" w:bidi="ml-IN"/>
               </w:rPr>
-              <w:lastRenderedPageBreak/>
               <w:t>¾ûÉ</w:t>
             </w:r>
             <w:r>
@@ -7738,7 +8308,6 @@
                 <w:sz w:val="28"/>
                 <w:szCs w:val="28"/>
               </w:rPr>
-              <w:lastRenderedPageBreak/>
               <w:t>7.4.16.1 – Vaakyam</w:t>
             </w:r>
           </w:p>
@@ -8513,6 +9082,7 @@
                 <w:sz w:val="32"/>
                 <w:szCs w:val="32"/>
               </w:rPr>
+              <w:lastRenderedPageBreak/>
               <w:t>Section, Paragraph</w:t>
             </w:r>
           </w:p>
@@ -8708,7 +9278,7 @@
 </file>
 
 <file path=word/endnotes.xml><?xml version="1.0" encoding="utf-8"?>
-<w:endnotes xmlns:wpc="http://schemas.microsoft.com/office/word/2010/wordprocessingCanvas" xmlns:cx="http://schemas.microsoft.com/office/drawing/2014/chartex" xmlns:cx1="http://schemas.microsoft.com/office/drawing/2015/9/8/chartex" xmlns:cx2="http://schemas.microsoft.com/office/drawing/2015/10/21/chartex" xmlns:cx3="http://schemas.microsoft.com/office/drawing/2016/5/9/chartex" xmlns:cx4="http://schemas.microsoft.com/office/drawing/2016/5/10/chartex" xmlns:cx5="http://schemas.microsoft.com/office/drawing/2016/5/11/chartex" xmlns:cx6="http://schemas.microsoft.com/office/drawing/2016/5/12/chartex" xmlns:cx7="http://schemas.microsoft.com/office/drawing/2016/5/13/chartex" xmlns:cx8="http://schemas.microsoft.com/office/drawing/2016/5/14/chartex" xmlns:mc="http://schemas.openxmlformats.org/markup-compatibility/2006" xmlns:aink="http://schemas.microsoft.com/office/drawing/2016/ink" xmlns:am3d="http://schemas.microsoft.com/office/drawing/2017/model3d" xmlns:o="urn:schemas-microsoft-com:office:office" xmlns:oel="http://schemas.microsoft.com/office/2019/extlst" xmlns:r="http://schemas.openxmlformats.org/officeDocument/2006/relationships" xmlns:m="http://schemas.openxmlformats.org/officeDocument/2006/math" xmlns:v="urn:schemas-microsoft-com:vml" xmlns:wp14="http://schemas.microsoft.com/office/word/2010/wordprocessingDrawing" xmlns:wp="http://schemas.openxmlformats.org/drawingml/2006/wordprocessingDrawing" xmlns:w10="urn:schemas-microsoft-com:office:word" xmlns:w="http://schemas.openxmlformats.org/wordprocessingml/2006/main" xmlns:w14="http://schemas.microsoft.com/office/word/2010/wordml" xmlns:w15="http://schemas.microsoft.com/office/word/2012/wordml" xmlns:w16cex="http://schemas.microsoft.com/office/word/2018/wordml/cex" xmlns:w16cid="http://schemas.microsoft.com/office/word/2016/wordml/cid" xmlns:w16="http://schemas.microsoft.com/office/word/2018/wordml" xmlns:w16du="http://schemas.microsoft.com/office/word/2023/wordml/word16du" xmlns:w16sdtdh="http://schemas.microsoft.com/office/word/2020/wordml/sdtdatahash" xmlns:w16sdtfl="http://schemas.microsoft.com/office/word/2024/wordml/sdtformatlock" xmlns:w16se="http://schemas.microsoft.com/office/word/2015/wordml/symex" xmlns:wpg="http://schemas.microsoft.com/office/word/2010/wordprocessingGroup" xmlns:wpi="http://schemas.microsoft.com/office/word/2010/wordprocessingInk" xmlns:wne="http://schemas.microsoft.com/office/word/2006/wordml" xmlns:wps="http://schemas.microsoft.com/office/word/2010/wordprocessingShape" mc:Ignorable="w14 w15 w16se w16cid w16 w16cex w16sdtdh w16sdtfl w16du wp14">
+<w:endnotes xmlns:wpc="http://schemas.microsoft.com/office/word/2010/wordprocessingCanvas" xmlns:cx="http://schemas.microsoft.com/office/drawing/2014/chartex" xmlns:cx1="http://schemas.microsoft.com/office/drawing/2015/9/8/chartex" xmlns:cx2="http://schemas.microsoft.com/office/drawing/2015/10/21/chartex" xmlns:cx3="http://schemas.microsoft.com/office/drawing/2016/5/9/chartex" xmlns:cx4="http://schemas.microsoft.com/office/drawing/2016/5/10/chartex" xmlns:cx5="http://schemas.microsoft.com/office/drawing/2016/5/11/chartex" xmlns:cx6="http://schemas.microsoft.com/office/drawing/2016/5/12/chartex" xmlns:cx7="http://schemas.microsoft.com/office/drawing/2016/5/13/chartex" xmlns:cx8="http://schemas.microsoft.com/office/drawing/2016/5/14/chartex" xmlns:mc="http://schemas.openxmlformats.org/markup-compatibility/2006" xmlns:aink="http://schemas.microsoft.com/office/drawing/2016/ink" xmlns:am3d="http://schemas.microsoft.com/office/drawing/2017/model3d" xmlns:o="urn:schemas-microsoft-com:office:office" xmlns:oel="http://schemas.microsoft.com/office/2019/extlst" xmlns:r="http://schemas.openxmlformats.org/officeDocument/2006/relationships" xmlns:m="http://schemas.openxmlformats.org/officeDocument/2006/math" xmlns:v="urn:schemas-microsoft-com:vml" xmlns:wp14="http://schemas.microsoft.com/office/word/2010/wordprocessingDrawing" xmlns:wp="http://schemas.openxmlformats.org/drawingml/2006/wordprocessingDrawing" xmlns:w10="urn:schemas-microsoft-com:office:word" xmlns:w="http://schemas.openxmlformats.org/wordprocessingml/2006/main" xmlns:w14="http://schemas.microsoft.com/office/word/2010/wordml" xmlns:w15="http://schemas.microsoft.com/office/word/2012/wordml" xmlns:w16cei="http://schemas.microsoft.com/office/word/2026/wordml/cei" xmlns:w16cex="http://schemas.microsoft.com/office/word/2018/wordml/cex" xmlns:w16cid="http://schemas.microsoft.com/office/word/2016/wordml/cid" xmlns:w16="http://schemas.microsoft.com/office/word/2018/wordml" xmlns:w16du="http://schemas.microsoft.com/office/word/2023/wordml/word16du" xmlns:w16sdtdh="http://schemas.microsoft.com/office/word/2020/wordml/sdtdatahash" xmlns:w16sdtfl="http://schemas.microsoft.com/office/word/2024/wordml/sdtformatlock" xmlns:w16se="http://schemas.microsoft.com/office/word/2015/wordml/symex" xmlns:wpg="http://schemas.microsoft.com/office/word/2010/wordprocessingGroup" xmlns:wpi="http://schemas.microsoft.com/office/word/2010/wordprocessingInk" xmlns:wne="http://schemas.microsoft.com/office/word/2006/wordml" xmlns:wps="http://schemas.microsoft.com/office/word/2010/wordprocessingShape" mc:Ignorable="w14 w15 w16se w16cid w16 w16cex w16sdtdh w16sdtfl w16du wp14">
   <w:endnote w:type="separator" w:id="-1">
     <w:p>
       <w:pPr>
@@ -8733,7 +9303,7 @@
 </file>
 
 <file path=word/footer1.xml><?xml version="1.0" encoding="utf-8"?>
-<w:ftr xmlns:wpc="http://schemas.microsoft.com/office/word/2010/wordprocessingCanvas" xmlns:cx="http://schemas.microsoft.com/office/drawing/2014/chartex" xmlns:cx1="http://schemas.microsoft.com/office/drawing/2015/9/8/chartex" xmlns:cx2="http://schemas.microsoft.com/office/drawing/2015/10/21/chartex" xmlns:cx3="http://schemas.microsoft.com/office/drawing/2016/5/9/chartex" xmlns:cx4="http://schemas.microsoft.com/office/drawing/2016/5/10/chartex" xmlns:cx5="http://schemas.microsoft.com/office/drawing/2016/5/11/chartex" xmlns:cx6="http://schemas.microsoft.com/office/drawing/2016/5/12/chartex" xmlns:cx7="http://schemas.microsoft.com/office/drawing/2016/5/13/chartex" xmlns:cx8="http://schemas.microsoft.com/office/drawing/2016/5/14/chartex" xmlns:mc="http://schemas.openxmlformats.org/markup-compatibility/2006" xmlns:aink="http://schemas.microsoft.com/office/drawing/2016/ink" xmlns:am3d="http://schemas.microsoft.com/office/drawing/2017/model3d" xmlns:o="urn:schemas-microsoft-com:office:office" xmlns:oel="http://schemas.microsoft.com/office/2019/extlst" xmlns:r="http://schemas.openxmlformats.org/officeDocument/2006/relationships" xmlns:m="http://schemas.openxmlformats.org/officeDocument/2006/math" xmlns:v="urn:schemas-microsoft-com:vml" xmlns:wp14="http://schemas.microsoft.com/office/word/2010/wordprocessingDrawing" xmlns:wp="http://schemas.openxmlformats.org/drawingml/2006/wordprocessingDrawing" xmlns:w10="urn:schemas-microsoft-com:office:word" xmlns:w="http://schemas.openxmlformats.org/wordprocessingml/2006/main" xmlns:w14="http://schemas.microsoft.com/office/word/2010/wordml" xmlns:w15="http://schemas.microsoft.com/office/word/2012/wordml" xmlns:w16cex="http://schemas.microsoft.com/office/word/2018/wordml/cex" xmlns:w16cid="http://schemas.microsoft.com/office/word/2016/wordml/cid" xmlns:w16="http://schemas.microsoft.com/office/word/2018/wordml" xmlns:w16du="http://schemas.microsoft.com/office/word/2023/wordml/word16du" xmlns:w16sdtdh="http://schemas.microsoft.com/office/word/2020/wordml/sdtdatahash" xmlns:w16sdtfl="http://schemas.microsoft.com/office/word/2024/wordml/sdtformatlock" xmlns:w16se="http://schemas.microsoft.com/office/word/2015/wordml/symex" xmlns:wpg="http://schemas.microsoft.com/office/word/2010/wordprocessingGroup" xmlns:wpi="http://schemas.microsoft.com/office/word/2010/wordprocessingInk" xmlns:wne="http://schemas.microsoft.com/office/word/2006/wordml" xmlns:wps="http://schemas.microsoft.com/office/word/2010/wordprocessingShape" mc:Ignorable="w14 w15 w16se w16cid w16 w16cex w16sdtdh w16sdtfl w16du wp14">
+<w:ftr xmlns:wpc="http://schemas.microsoft.com/office/word/2010/wordprocessingCanvas" xmlns:cx="http://schemas.microsoft.com/office/drawing/2014/chartex" xmlns:cx1="http://schemas.microsoft.com/office/drawing/2015/9/8/chartex" xmlns:cx2="http://schemas.microsoft.com/office/drawing/2015/10/21/chartex" xmlns:cx3="http://schemas.microsoft.com/office/drawing/2016/5/9/chartex" xmlns:cx4="http://schemas.microsoft.com/office/drawing/2016/5/10/chartex" xmlns:cx5="http://schemas.microsoft.com/office/drawing/2016/5/11/chartex" xmlns:cx6="http://schemas.microsoft.com/office/drawing/2016/5/12/chartex" xmlns:cx7="http://schemas.microsoft.com/office/drawing/2016/5/13/chartex" xmlns:cx8="http://schemas.microsoft.com/office/drawing/2016/5/14/chartex" xmlns:mc="http://schemas.openxmlformats.org/markup-compatibility/2006" xmlns:aink="http://schemas.microsoft.com/office/drawing/2016/ink" xmlns:am3d="http://schemas.microsoft.com/office/drawing/2017/model3d" xmlns:o="urn:schemas-microsoft-com:office:office" xmlns:oel="http://schemas.microsoft.com/office/2019/extlst" xmlns:r="http://schemas.openxmlformats.org/officeDocument/2006/relationships" xmlns:m="http://schemas.openxmlformats.org/officeDocument/2006/math" xmlns:v="urn:schemas-microsoft-com:vml" xmlns:wp14="http://schemas.microsoft.com/office/word/2010/wordprocessingDrawing" xmlns:wp="http://schemas.openxmlformats.org/drawingml/2006/wordprocessingDrawing" xmlns:w10="urn:schemas-microsoft-com:office:word" xmlns:w="http://schemas.openxmlformats.org/wordprocessingml/2006/main" xmlns:w14="http://schemas.microsoft.com/office/word/2010/wordml" xmlns:w15="http://schemas.microsoft.com/office/word/2012/wordml" xmlns:w16cei="http://schemas.microsoft.com/office/word/2026/wordml/cei" xmlns:w16cex="http://schemas.microsoft.com/office/word/2018/wordml/cex" xmlns:w16cid="http://schemas.microsoft.com/office/word/2016/wordml/cid" xmlns:w16="http://schemas.microsoft.com/office/word/2018/wordml" xmlns:w16du="http://schemas.microsoft.com/office/word/2023/wordml/word16du" xmlns:w16sdtdh="http://schemas.microsoft.com/office/word/2020/wordml/sdtdatahash" xmlns:w16sdtfl="http://schemas.microsoft.com/office/word/2024/wordml/sdtformatlock" xmlns:w16se="http://schemas.microsoft.com/office/word/2015/wordml/symex" xmlns:wpg="http://schemas.microsoft.com/office/word/2010/wordprocessingGroup" xmlns:wpi="http://schemas.microsoft.com/office/word/2010/wordprocessingInk" xmlns:wne="http://schemas.microsoft.com/office/word/2006/wordml" xmlns:wps="http://schemas.microsoft.com/office/word/2010/wordprocessingShape" mc:Ignorable="w14 w15 w16se w16cid w16 w16cex w16sdtdh w16sdtfl w16du wp14">
   <w:p>
     <w:pPr>
       <w:pBdr>
@@ -8915,7 +9485,7 @@
 </file>
 
 <file path=word/footer2.xml><?xml version="1.0" encoding="utf-8"?>
-<w:ftr xmlns:wpc="http://schemas.microsoft.com/office/word/2010/wordprocessingCanvas" xmlns:cx="http://schemas.microsoft.com/office/drawing/2014/chartex" xmlns:cx1="http://schemas.microsoft.com/office/drawing/2015/9/8/chartex" xmlns:cx2="http://schemas.microsoft.com/office/drawing/2015/10/21/chartex" xmlns:cx3="http://schemas.microsoft.com/office/drawing/2016/5/9/chartex" xmlns:cx4="http://schemas.microsoft.com/office/drawing/2016/5/10/chartex" xmlns:cx5="http://schemas.microsoft.com/office/drawing/2016/5/11/chartex" xmlns:cx6="http://schemas.microsoft.com/office/drawing/2016/5/12/chartex" xmlns:cx7="http://schemas.microsoft.com/office/drawing/2016/5/13/chartex" xmlns:cx8="http://schemas.microsoft.com/office/drawing/2016/5/14/chartex" xmlns:mc="http://schemas.openxmlformats.org/markup-compatibility/2006" xmlns:aink="http://schemas.microsoft.com/office/drawing/2016/ink" xmlns:am3d="http://schemas.microsoft.com/office/drawing/2017/model3d" xmlns:o="urn:schemas-microsoft-com:office:office" xmlns:oel="http://schemas.microsoft.com/office/2019/extlst" xmlns:r="http://schemas.openxmlformats.org/officeDocument/2006/relationships" xmlns:m="http://schemas.openxmlformats.org/officeDocument/2006/math" xmlns:v="urn:schemas-microsoft-com:vml" xmlns:wp14="http://schemas.microsoft.com/office/word/2010/wordprocessingDrawing" xmlns:wp="http://schemas.openxmlformats.org/drawingml/2006/wordprocessingDrawing" xmlns:w10="urn:schemas-microsoft-com:office:word" xmlns:w="http://schemas.openxmlformats.org/wordprocessingml/2006/main" xmlns:w14="http://schemas.microsoft.com/office/word/2010/wordml" xmlns:w15="http://schemas.microsoft.com/office/word/2012/wordml" xmlns:w16cex="http://schemas.microsoft.com/office/word/2018/wordml/cex" xmlns:w16cid="http://schemas.microsoft.com/office/word/2016/wordml/cid" xmlns:w16="http://schemas.microsoft.com/office/word/2018/wordml" xmlns:w16du="http://schemas.microsoft.com/office/word/2023/wordml/word16du" xmlns:w16sdtdh="http://schemas.microsoft.com/office/word/2020/wordml/sdtdatahash" xmlns:w16sdtfl="http://schemas.microsoft.com/office/word/2024/wordml/sdtformatlock" xmlns:w16se="http://schemas.microsoft.com/office/word/2015/wordml/symex" xmlns:wpg="http://schemas.microsoft.com/office/word/2010/wordprocessingGroup" xmlns:wpi="http://schemas.microsoft.com/office/word/2010/wordprocessingInk" xmlns:wne="http://schemas.microsoft.com/office/word/2006/wordml" xmlns:wps="http://schemas.microsoft.com/office/word/2010/wordprocessingShape" mc:Ignorable="w14 w15 w16se w16cid w16 w16cex w16sdtdh w16sdtfl w16du wp14">
+<w:ftr xmlns:wpc="http://schemas.microsoft.com/office/word/2010/wordprocessingCanvas" xmlns:cx="http://schemas.microsoft.com/office/drawing/2014/chartex" xmlns:cx1="http://schemas.microsoft.com/office/drawing/2015/9/8/chartex" xmlns:cx2="http://schemas.microsoft.com/office/drawing/2015/10/21/chartex" xmlns:cx3="http://schemas.microsoft.com/office/drawing/2016/5/9/chartex" xmlns:cx4="http://schemas.microsoft.com/office/drawing/2016/5/10/chartex" xmlns:cx5="http://schemas.microsoft.com/office/drawing/2016/5/11/chartex" xmlns:cx6="http://schemas.microsoft.com/office/drawing/2016/5/12/chartex" xmlns:cx7="http://schemas.microsoft.com/office/drawing/2016/5/13/chartex" xmlns:cx8="http://schemas.microsoft.com/office/drawing/2016/5/14/chartex" xmlns:mc="http://schemas.openxmlformats.org/markup-compatibility/2006" xmlns:aink="http://schemas.microsoft.com/office/drawing/2016/ink" xmlns:am3d="http://schemas.microsoft.com/office/drawing/2017/model3d" xmlns:o="urn:schemas-microsoft-com:office:office" xmlns:oel="http://schemas.microsoft.com/office/2019/extlst" xmlns:r="http://schemas.openxmlformats.org/officeDocument/2006/relationships" xmlns:m="http://schemas.openxmlformats.org/officeDocument/2006/math" xmlns:v="urn:schemas-microsoft-com:vml" xmlns:wp14="http://schemas.microsoft.com/office/word/2010/wordprocessingDrawing" xmlns:wp="http://schemas.openxmlformats.org/drawingml/2006/wordprocessingDrawing" xmlns:w10="urn:schemas-microsoft-com:office:word" xmlns:w="http://schemas.openxmlformats.org/wordprocessingml/2006/main" xmlns:w14="http://schemas.microsoft.com/office/word/2010/wordml" xmlns:w15="http://schemas.microsoft.com/office/word/2012/wordml" xmlns:w16cei="http://schemas.microsoft.com/office/word/2026/wordml/cei" xmlns:w16cex="http://schemas.microsoft.com/office/word/2018/wordml/cex" xmlns:w16cid="http://schemas.microsoft.com/office/word/2016/wordml/cid" xmlns:w16="http://schemas.microsoft.com/office/word/2018/wordml" xmlns:w16du="http://schemas.microsoft.com/office/word/2023/wordml/word16du" xmlns:w16sdtdh="http://schemas.microsoft.com/office/word/2020/wordml/sdtdatahash" xmlns:w16sdtfl="http://schemas.microsoft.com/office/word/2024/wordml/sdtformatlock" xmlns:w16se="http://schemas.microsoft.com/office/word/2015/wordml/symex" xmlns:wpg="http://schemas.microsoft.com/office/word/2010/wordprocessingGroup" xmlns:wpi="http://schemas.microsoft.com/office/word/2010/wordprocessingInk" xmlns:wne="http://schemas.microsoft.com/office/word/2006/wordml" xmlns:wps="http://schemas.microsoft.com/office/word/2010/wordprocessingShape" mc:Ignorable="w14 w15 w16se w16cid w16 w16cex w16sdtdh w16sdtfl w16du wp14">
   <w:p>
     <w:pPr>
       <w:pBdr>
@@ -9128,7 +9698,7 @@
 </file>
 
 <file path=word/footnotes.xml><?xml version="1.0" encoding="utf-8"?>
-<w:footnotes xmlns:wpc="http://schemas.microsoft.com/office/word/2010/wordprocessingCanvas" xmlns:cx="http://schemas.microsoft.com/office/drawing/2014/chartex" xmlns:cx1="http://schemas.microsoft.com/office/drawing/2015/9/8/chartex" xmlns:cx2="http://schemas.microsoft.com/office/drawing/2015/10/21/chartex" xmlns:cx3="http://schemas.microsoft.com/office/drawing/2016/5/9/chartex" xmlns:cx4="http://schemas.microsoft.com/office/drawing/2016/5/10/chartex" xmlns:cx5="http://schemas.microsoft.com/office/drawing/2016/5/11/chartex" xmlns:cx6="http://schemas.microsoft.com/office/drawing/2016/5/12/chartex" xmlns:cx7="http://schemas.microsoft.com/office/drawing/2016/5/13/chartex" xmlns:cx8="http://schemas.microsoft.com/office/drawing/2016/5/14/chartex" xmlns:mc="http://schemas.openxmlformats.org/markup-compatibility/2006" xmlns:aink="http://schemas.microsoft.com/office/drawing/2016/ink" xmlns:am3d="http://schemas.microsoft.com/office/drawing/2017/model3d" xmlns:o="urn:schemas-microsoft-com:office:office" xmlns:oel="http://schemas.microsoft.com/office/2019/extlst" xmlns:r="http://schemas.openxmlformats.org/officeDocument/2006/relationships" xmlns:m="http://schemas.openxmlformats.org/officeDocument/2006/math" xmlns:v="urn:schemas-microsoft-com:vml" xmlns:wp14="http://schemas.microsoft.com/office/word/2010/wordprocessingDrawing" xmlns:wp="http://schemas.openxmlformats.org/drawingml/2006/wordprocessingDrawing" xmlns:w10="urn:schemas-microsoft-com:office:word" xmlns:w="http://schemas.openxmlformats.org/wordprocessingml/2006/main" xmlns:w14="http://schemas.microsoft.com/office/word/2010/wordml" xmlns:w15="http://schemas.microsoft.com/office/word/2012/wordml" xmlns:w16cex="http://schemas.microsoft.com/office/word/2018/wordml/cex" xmlns:w16cid="http://schemas.microsoft.com/office/word/2016/wordml/cid" xmlns:w16="http://schemas.microsoft.com/office/word/2018/wordml" xmlns:w16du="http://schemas.microsoft.com/office/word/2023/wordml/word16du" xmlns:w16sdtdh="http://schemas.microsoft.com/office/word/2020/wordml/sdtdatahash" xmlns:w16sdtfl="http://schemas.microsoft.com/office/word/2024/wordml/sdtformatlock" xmlns:w16se="http://schemas.microsoft.com/office/word/2015/wordml/symex" xmlns:wpg="http://schemas.microsoft.com/office/word/2010/wordprocessingGroup" xmlns:wpi="http://schemas.microsoft.com/office/word/2010/wordprocessingInk" xmlns:wne="http://schemas.microsoft.com/office/word/2006/wordml" xmlns:wps="http://schemas.microsoft.com/office/word/2010/wordprocessingShape" mc:Ignorable="w14 w15 w16se w16cid w16 w16cex w16sdtdh w16sdtfl w16du wp14">
+<w:footnotes xmlns:wpc="http://schemas.microsoft.com/office/word/2010/wordprocessingCanvas" xmlns:cx="http://schemas.microsoft.com/office/drawing/2014/chartex" xmlns:cx1="http://schemas.microsoft.com/office/drawing/2015/9/8/chartex" xmlns:cx2="http://schemas.microsoft.com/office/drawing/2015/10/21/chartex" xmlns:cx3="http://schemas.microsoft.com/office/drawing/2016/5/9/chartex" xmlns:cx4="http://schemas.microsoft.com/office/drawing/2016/5/10/chartex" xmlns:cx5="http://schemas.microsoft.com/office/drawing/2016/5/11/chartex" xmlns:cx6="http://schemas.microsoft.com/office/drawing/2016/5/12/chartex" xmlns:cx7="http://schemas.microsoft.com/office/drawing/2016/5/13/chartex" xmlns:cx8="http://schemas.microsoft.com/office/drawing/2016/5/14/chartex" xmlns:mc="http://schemas.openxmlformats.org/markup-compatibility/2006" xmlns:aink="http://schemas.microsoft.com/office/drawing/2016/ink" xmlns:am3d="http://schemas.microsoft.com/office/drawing/2017/model3d" xmlns:o="urn:schemas-microsoft-com:office:office" xmlns:oel="http://schemas.microsoft.com/office/2019/extlst" xmlns:r="http://schemas.openxmlformats.org/officeDocument/2006/relationships" xmlns:m="http://schemas.openxmlformats.org/officeDocument/2006/math" xmlns:v="urn:schemas-microsoft-com:vml" xmlns:wp14="http://schemas.microsoft.com/office/word/2010/wordprocessingDrawing" xmlns:wp="http://schemas.openxmlformats.org/drawingml/2006/wordprocessingDrawing" xmlns:w10="urn:schemas-microsoft-com:office:word" xmlns:w="http://schemas.openxmlformats.org/wordprocessingml/2006/main" xmlns:w14="http://schemas.microsoft.com/office/word/2010/wordml" xmlns:w15="http://schemas.microsoft.com/office/word/2012/wordml" xmlns:w16cei="http://schemas.microsoft.com/office/word/2026/wordml/cei" xmlns:w16cex="http://schemas.microsoft.com/office/word/2018/wordml/cex" xmlns:w16cid="http://schemas.microsoft.com/office/word/2016/wordml/cid" xmlns:w16="http://schemas.microsoft.com/office/word/2018/wordml" xmlns:w16du="http://schemas.microsoft.com/office/word/2023/wordml/word16du" xmlns:w16sdtdh="http://schemas.microsoft.com/office/word/2020/wordml/sdtdatahash" xmlns:w16sdtfl="http://schemas.microsoft.com/office/word/2024/wordml/sdtformatlock" xmlns:w16se="http://schemas.microsoft.com/office/word/2015/wordml/symex" xmlns:wpg="http://schemas.microsoft.com/office/word/2010/wordprocessingGroup" xmlns:wpi="http://schemas.microsoft.com/office/word/2010/wordprocessingInk" xmlns:wne="http://schemas.microsoft.com/office/word/2006/wordml" xmlns:wps="http://schemas.microsoft.com/office/word/2010/wordprocessingShape" mc:Ignorable="w14 w15 w16se w16cid w16 w16cex w16sdtdh w16sdtfl w16du wp14">
   <w:footnote w:type="separator" w:id="-1">
     <w:p>
       <w:pPr>
@@ -9153,7 +9723,7 @@
 </file>
 
 <file path=word/header1.xml><?xml version="1.0" encoding="utf-8"?>
-<w:hdr xmlns:wpc="http://schemas.microsoft.com/office/word/2010/wordprocessingCanvas" xmlns:cx="http://schemas.microsoft.com/office/drawing/2014/chartex" xmlns:cx1="http://schemas.microsoft.com/office/drawing/2015/9/8/chartex" xmlns:cx2="http://schemas.microsoft.com/office/drawing/2015/10/21/chartex" xmlns:cx3="http://schemas.microsoft.com/office/drawing/2016/5/9/chartex" xmlns:cx4="http://schemas.microsoft.com/office/drawing/2016/5/10/chartex" xmlns:cx5="http://schemas.microsoft.com/office/drawing/2016/5/11/chartex" xmlns:cx6="http://schemas.microsoft.com/office/drawing/2016/5/12/chartex" xmlns:cx7="http://schemas.microsoft.com/office/drawing/2016/5/13/chartex" xmlns:cx8="http://schemas.microsoft.com/office/drawing/2016/5/14/chartex" xmlns:mc="http://schemas.openxmlformats.org/markup-compatibility/2006" xmlns:aink="http://schemas.microsoft.com/office/drawing/2016/ink" xmlns:am3d="http://schemas.microsoft.com/office/drawing/2017/model3d" xmlns:o="urn:schemas-microsoft-com:office:office" xmlns:oel="http://schemas.microsoft.com/office/2019/extlst" xmlns:r="http://schemas.openxmlformats.org/officeDocument/2006/relationships" xmlns:m="http://schemas.openxmlformats.org/officeDocument/2006/math" xmlns:v="urn:schemas-microsoft-com:vml" xmlns:wp14="http://schemas.microsoft.com/office/word/2010/wordprocessingDrawing" xmlns:wp="http://schemas.openxmlformats.org/drawingml/2006/wordprocessingDrawing" xmlns:w10="urn:schemas-microsoft-com:office:word" xmlns:w="http://schemas.openxmlformats.org/wordprocessingml/2006/main" xmlns:w14="http://schemas.microsoft.com/office/word/2010/wordml" xmlns:w15="http://schemas.microsoft.com/office/word/2012/wordml" xmlns:w16cex="http://schemas.microsoft.com/office/word/2018/wordml/cex" xmlns:w16cid="http://schemas.microsoft.com/office/word/2016/wordml/cid" xmlns:w16="http://schemas.microsoft.com/office/word/2018/wordml" xmlns:w16du="http://schemas.microsoft.com/office/word/2023/wordml/word16du" xmlns:w16sdtdh="http://schemas.microsoft.com/office/word/2020/wordml/sdtdatahash" xmlns:w16sdtfl="http://schemas.microsoft.com/office/word/2024/wordml/sdtformatlock" xmlns:w16se="http://schemas.microsoft.com/office/word/2015/wordml/symex" xmlns:wpg="http://schemas.microsoft.com/office/word/2010/wordprocessingGroup" xmlns:wpi="http://schemas.microsoft.com/office/word/2010/wordprocessingInk" xmlns:wne="http://schemas.microsoft.com/office/word/2006/wordml" xmlns:wps="http://schemas.microsoft.com/office/word/2010/wordprocessingShape" mc:Ignorable="w14 w15 w16se w16cid w16 w16cex w16sdtdh w16sdtfl w16du wp14">
+<w:hdr xmlns:wpc="http://schemas.microsoft.com/office/word/2010/wordprocessingCanvas" xmlns:cx="http://schemas.microsoft.com/office/drawing/2014/chartex" xmlns:cx1="http://schemas.microsoft.com/office/drawing/2015/9/8/chartex" xmlns:cx2="http://schemas.microsoft.com/office/drawing/2015/10/21/chartex" xmlns:cx3="http://schemas.microsoft.com/office/drawing/2016/5/9/chartex" xmlns:cx4="http://schemas.microsoft.com/office/drawing/2016/5/10/chartex" xmlns:cx5="http://schemas.microsoft.com/office/drawing/2016/5/11/chartex" xmlns:cx6="http://schemas.microsoft.com/office/drawing/2016/5/12/chartex" xmlns:cx7="http://schemas.microsoft.com/office/drawing/2016/5/13/chartex" xmlns:cx8="http://schemas.microsoft.com/office/drawing/2016/5/14/chartex" xmlns:mc="http://schemas.openxmlformats.org/markup-compatibility/2006" xmlns:aink="http://schemas.microsoft.com/office/drawing/2016/ink" xmlns:am3d="http://schemas.microsoft.com/office/drawing/2017/model3d" xmlns:o="urn:schemas-microsoft-com:office:office" xmlns:oel="http://schemas.microsoft.com/office/2019/extlst" xmlns:r="http://schemas.openxmlformats.org/officeDocument/2006/relationships" xmlns:m="http://schemas.openxmlformats.org/officeDocument/2006/math" xmlns:v="urn:schemas-microsoft-com:vml" xmlns:wp14="http://schemas.microsoft.com/office/word/2010/wordprocessingDrawing" xmlns:wp="http://schemas.openxmlformats.org/drawingml/2006/wordprocessingDrawing" xmlns:w10="urn:schemas-microsoft-com:office:word" xmlns:w="http://schemas.openxmlformats.org/wordprocessingml/2006/main" xmlns:w14="http://schemas.microsoft.com/office/word/2010/wordml" xmlns:w15="http://schemas.microsoft.com/office/word/2012/wordml" xmlns:w16cei="http://schemas.microsoft.com/office/word/2026/wordml/cei" xmlns:w16cex="http://schemas.microsoft.com/office/word/2018/wordml/cex" xmlns:w16cid="http://schemas.microsoft.com/office/word/2016/wordml/cid" xmlns:w16="http://schemas.microsoft.com/office/word/2018/wordml" xmlns:w16du="http://schemas.microsoft.com/office/word/2023/wordml/word16du" xmlns:w16sdtdh="http://schemas.microsoft.com/office/word/2020/wordml/sdtdatahash" xmlns:w16sdtfl="http://schemas.microsoft.com/office/word/2024/wordml/sdtformatlock" xmlns:w16se="http://schemas.microsoft.com/office/word/2015/wordml/symex" xmlns:wpg="http://schemas.microsoft.com/office/word/2010/wordprocessingGroup" xmlns:wpi="http://schemas.microsoft.com/office/word/2010/wordprocessingInk" xmlns:wne="http://schemas.microsoft.com/office/word/2006/wordml" xmlns:wps="http://schemas.microsoft.com/office/word/2010/wordprocessingShape" mc:Ignorable="w14 w15 w16se w16cid w16 w16cex w16sdtdh w16sdtfl w16du wp14">
   <w:p>
     <w:pPr>
       <w:pStyle w:val="Header"/>
@@ -9166,7 +9736,7 @@
 </file>
 
 <file path=word/header2.xml><?xml version="1.0" encoding="utf-8"?>
-<w:hdr xmlns:wpc="http://schemas.microsoft.com/office/word/2010/wordprocessingCanvas" xmlns:cx="http://schemas.microsoft.com/office/drawing/2014/chartex" xmlns:cx1="http://schemas.microsoft.com/office/drawing/2015/9/8/chartex" xmlns:cx2="http://schemas.microsoft.com/office/drawing/2015/10/21/chartex" xmlns:cx3="http://schemas.microsoft.com/office/drawing/2016/5/9/chartex" xmlns:cx4="http://schemas.microsoft.com/office/drawing/2016/5/10/chartex" xmlns:cx5="http://schemas.microsoft.com/office/drawing/2016/5/11/chartex" xmlns:cx6="http://schemas.microsoft.com/office/drawing/2016/5/12/chartex" xmlns:cx7="http://schemas.microsoft.com/office/drawing/2016/5/13/chartex" xmlns:cx8="http://schemas.microsoft.com/office/drawing/2016/5/14/chartex" xmlns:mc="http://schemas.openxmlformats.org/markup-compatibility/2006" xmlns:aink="http://schemas.microsoft.com/office/drawing/2016/ink" xmlns:am3d="http://schemas.microsoft.com/office/drawing/2017/model3d" xmlns:o="urn:schemas-microsoft-com:office:office" xmlns:oel="http://schemas.microsoft.com/office/2019/extlst" xmlns:r="http://schemas.openxmlformats.org/officeDocument/2006/relationships" xmlns:m="http://schemas.openxmlformats.org/officeDocument/2006/math" xmlns:v="urn:schemas-microsoft-com:vml" xmlns:wp14="http://schemas.microsoft.com/office/word/2010/wordprocessingDrawing" xmlns:wp="http://schemas.openxmlformats.org/drawingml/2006/wordprocessingDrawing" xmlns:w10="urn:schemas-microsoft-com:office:word" xmlns:w="http://schemas.openxmlformats.org/wordprocessingml/2006/main" xmlns:w14="http://schemas.microsoft.com/office/word/2010/wordml" xmlns:w15="http://schemas.microsoft.com/office/word/2012/wordml" xmlns:w16cex="http://schemas.microsoft.com/office/word/2018/wordml/cex" xmlns:w16cid="http://schemas.microsoft.com/office/word/2016/wordml/cid" xmlns:w16="http://schemas.microsoft.com/office/word/2018/wordml" xmlns:w16du="http://schemas.microsoft.com/office/word/2023/wordml/word16du" xmlns:w16sdtdh="http://schemas.microsoft.com/office/word/2020/wordml/sdtdatahash" xmlns:w16sdtfl="http://schemas.microsoft.com/office/word/2024/wordml/sdtformatlock" xmlns:w16se="http://schemas.microsoft.com/office/word/2015/wordml/symex" xmlns:wpg="http://schemas.microsoft.com/office/word/2010/wordprocessingGroup" xmlns:wpi="http://schemas.microsoft.com/office/word/2010/wordprocessingInk" xmlns:wne="http://schemas.microsoft.com/office/word/2006/wordml" xmlns:wps="http://schemas.microsoft.com/office/word/2010/wordprocessingShape" mc:Ignorable="w14 w15 w16se w16cid w16 w16cex w16sdtdh w16sdtfl w16du wp14">
+<w:hdr xmlns:wpc="http://schemas.microsoft.com/office/word/2010/wordprocessingCanvas" xmlns:cx="http://schemas.microsoft.com/office/drawing/2014/chartex" xmlns:cx1="http://schemas.microsoft.com/office/drawing/2015/9/8/chartex" xmlns:cx2="http://schemas.microsoft.com/office/drawing/2015/10/21/chartex" xmlns:cx3="http://schemas.microsoft.com/office/drawing/2016/5/9/chartex" xmlns:cx4="http://schemas.microsoft.com/office/drawing/2016/5/10/chartex" xmlns:cx5="http://schemas.microsoft.com/office/drawing/2016/5/11/chartex" xmlns:cx6="http://schemas.microsoft.com/office/drawing/2016/5/12/chartex" xmlns:cx7="http://schemas.microsoft.com/office/drawing/2016/5/13/chartex" xmlns:cx8="http://schemas.microsoft.com/office/drawing/2016/5/14/chartex" xmlns:mc="http://schemas.openxmlformats.org/markup-compatibility/2006" xmlns:aink="http://schemas.microsoft.com/office/drawing/2016/ink" xmlns:am3d="http://schemas.microsoft.com/office/drawing/2017/model3d" xmlns:o="urn:schemas-microsoft-com:office:office" xmlns:oel="http://schemas.microsoft.com/office/2019/extlst" xmlns:r="http://schemas.openxmlformats.org/officeDocument/2006/relationships" xmlns:m="http://schemas.openxmlformats.org/officeDocument/2006/math" xmlns:v="urn:schemas-microsoft-com:vml" xmlns:wp14="http://schemas.microsoft.com/office/word/2010/wordprocessingDrawing" xmlns:wp="http://schemas.openxmlformats.org/drawingml/2006/wordprocessingDrawing" xmlns:w10="urn:schemas-microsoft-com:office:word" xmlns:w="http://schemas.openxmlformats.org/wordprocessingml/2006/main" xmlns:w14="http://schemas.microsoft.com/office/word/2010/wordml" xmlns:w15="http://schemas.microsoft.com/office/word/2012/wordml" xmlns:w16cei="http://schemas.microsoft.com/office/word/2026/wordml/cei" xmlns:w16cex="http://schemas.microsoft.com/office/word/2018/wordml/cex" xmlns:w16cid="http://schemas.microsoft.com/office/word/2016/wordml/cid" xmlns:w16="http://schemas.microsoft.com/office/word/2018/wordml" xmlns:w16du="http://schemas.microsoft.com/office/word/2023/wordml/word16du" xmlns:w16sdtdh="http://schemas.microsoft.com/office/word/2020/wordml/sdtdatahash" xmlns:w16sdtfl="http://schemas.microsoft.com/office/word/2024/wordml/sdtformatlock" xmlns:w16se="http://schemas.microsoft.com/office/word/2015/wordml/symex" xmlns:wpg="http://schemas.microsoft.com/office/word/2010/wordprocessingGroup" xmlns:wpi="http://schemas.microsoft.com/office/word/2010/wordprocessingInk" xmlns:wne="http://schemas.microsoft.com/office/word/2006/wordml" xmlns:wps="http://schemas.microsoft.com/office/word/2010/wordprocessingShape" mc:Ignorable="w14 w15 w16se w16cid w16 w16cex w16sdtdh w16sdtfl w16du wp14">
   <w:p>
     <w:pPr>
       <w:pStyle w:val="Header"/>

--- a/TS-Padam/TS-7.4/TS 7.4 Sanskrit Pada Paatam Corrections.docx
+++ b/TS-Padam/TS-7.4/TS 7.4 Sanskrit Pada Paatam Corrections.docx
@@ -1235,6 +1235,283 @@
       </w:tr>
       <w:tr>
         <w:trPr>
+          <w:trHeight w:val="1105"/>
+        </w:trPr>
+        <w:tc>
+          <w:tcPr>
+            <w:tcW w:w="3452" w:type="dxa"/>
+            <w:tcBorders>
+              <w:top w:val="single" w:sz="4" w:space="0" w:color="000000"/>
+              <w:left w:val="single" w:sz="4" w:space="0" w:color="000000"/>
+              <w:bottom w:val="single" w:sz="4" w:space="0" w:color="000000"/>
+              <w:right w:val="single" w:sz="4" w:space="0" w:color="000000"/>
+            </w:tcBorders>
+          </w:tcPr>
+          <w:p>
+            <w:pPr>
+              <w:widowControl w:val="0"/>
+              <w:autoSpaceDE w:val="0"/>
+              <w:autoSpaceDN w:val="0"/>
+              <w:adjustRightInd w:val="0"/>
+              <w:spacing w:before="0" w:line="240" w:lineRule="auto"/>
+              <w:rPr>
+                <w:rFonts w:cs="Arial"/>
+                <w:b/>
+                <w:bCs/>
+                <w:sz w:val="28"/>
+                <w:szCs w:val="28"/>
+              </w:rPr>
+            </w:pPr>
+            <w:r>
+              <w:rPr>
+                <w:rFonts w:cs="Arial"/>
+                <w:b/>
+                <w:bCs/>
+                <w:sz w:val="28"/>
+                <w:szCs w:val="28"/>
+              </w:rPr>
+              <w:t>TS 7.4.3.6 – Vaakyam</w:t>
+            </w:r>
+          </w:p>
+          <w:p>
+            <w:pPr>
+              <w:widowControl w:val="0"/>
+              <w:autoSpaceDE w:val="0"/>
+              <w:autoSpaceDN w:val="0"/>
+              <w:adjustRightInd w:val="0"/>
+              <w:spacing w:before="0" w:line="240" w:lineRule="auto"/>
+              <w:rPr>
+                <w:rFonts w:cs="Arial"/>
+                <w:b/>
+                <w:bCs/>
+                <w:sz w:val="28"/>
+                <w:szCs w:val="28"/>
+              </w:rPr>
+            </w:pPr>
+            <w:r>
+              <w:rPr>
+                <w:rFonts w:cs="Arial"/>
+                <w:b/>
+                <w:bCs/>
+                <w:sz w:val="28"/>
+                <w:szCs w:val="28"/>
+              </w:rPr>
+              <w:t>Line No. – 4</w:t>
+            </w:r>
+          </w:p>
+          <w:p>
+            <w:pPr>
+              <w:widowControl w:val="0"/>
+              <w:autoSpaceDE w:val="0"/>
+              <w:autoSpaceDN w:val="0"/>
+              <w:adjustRightInd w:val="0"/>
+              <w:spacing w:before="0" w:line="240" w:lineRule="auto"/>
+              <w:rPr>
+                <w:rFonts w:cs="Arial"/>
+                <w:b/>
+                <w:bCs/>
+                <w:color w:val="EE0000"/>
+                <w:sz w:val="28"/>
+                <w:szCs w:val="28"/>
+              </w:rPr>
+            </w:pPr>
+            <w:r>
+              <w:rPr>
+                <w:rFonts w:cs="Arial"/>
+                <w:b/>
+                <w:bCs/>
+                <w:sz w:val="28"/>
+                <w:szCs w:val="28"/>
+              </w:rPr>
+              <w:t>Panchaati No. – 14</w:t>
+            </w:r>
+          </w:p>
+        </w:tc>
+        <w:tc>
+          <w:tcPr>
+            <w:tcW w:w="5096" w:type="dxa"/>
+            <w:tcBorders>
+              <w:top w:val="single" w:sz="4" w:space="0" w:color="000000"/>
+              <w:left w:val="single" w:sz="4" w:space="0" w:color="000000"/>
+              <w:bottom w:val="single" w:sz="4" w:space="0" w:color="000000"/>
+              <w:right w:val="single" w:sz="4" w:space="0" w:color="000000"/>
+            </w:tcBorders>
+          </w:tcPr>
+          <w:p>
+            <w:pPr>
+              <w:widowControl w:val="0"/>
+              <w:autoSpaceDE w:val="0"/>
+              <w:autoSpaceDN w:val="0"/>
+              <w:adjustRightInd w:val="0"/>
+              <w:spacing w:before="0" w:line="240" w:lineRule="auto"/>
+              <w:rPr>
+                <w:rFonts w:ascii="BRH Devanagari Extra" w:hAnsi="BRH Devanagari Extra" w:cs="BRH Devanagari Extra"/>
+                <w:color w:val="EE0000"/>
+                <w:sz w:val="40"/>
+                <w:szCs w:val="40"/>
+              </w:rPr>
+            </w:pPr>
+            <w:r>
+              <w:rPr>
+                <w:rFonts w:ascii="BRH Devanagari Extra" w:hAnsi="BRH Devanagari Extra" w:cs="BRH Devanagari Extra"/>
+                <w:sz w:val="40"/>
+                <w:szCs w:val="40"/>
+              </w:rPr>
+              <w:t>ÆrÉþlirÉÑ</w:t>
+            </w:r>
+            <w:r>
+              <w:rPr>
+                <w:rFonts w:ascii="BRH Malayalam Extra" w:hAnsi="BRH Malayalam Extra" w:cs="BRH Devanagari Extra"/>
+                <w:sz w:val="32"/>
+                <w:szCs w:val="40"/>
+              </w:rPr>
+              <w:t>–</w:t>
+            </w:r>
+            <w:r>
+              <w:rPr>
+                <w:rFonts w:ascii="BRH Devanagari Extra" w:hAnsi="BRH Devanagari Extra" w:cs="BRH Devanagari Extra"/>
+                <w:sz w:val="40"/>
+                <w:szCs w:val="40"/>
+              </w:rPr>
+              <w:t>pÉrÉÉåþ</w:t>
+            </w:r>
+            <w:r>
+              <w:rPr>
+                <w:rFonts w:ascii="BRH Devanagari Extra" w:hAnsi="BRH Devanagari Extra" w:cs="BRH Devanagari Extra"/>
+                <w:sz w:val="40"/>
+                <w:szCs w:val="40"/>
+                <w:highlight w:val="yellow"/>
+              </w:rPr>
+              <w:t>U</w:t>
+            </w:r>
+            <w:r>
+              <w:rPr>
+                <w:rFonts w:ascii="BRH Devanagari Extra" w:hAnsi="BRH Devanagari Extra" w:cs="BRH Devanagari Extra"/>
+                <w:sz w:val="40"/>
+                <w:szCs w:val="40"/>
+              </w:rPr>
+              <w:t>å</w:t>
+            </w:r>
+            <w:r>
+              <w:rPr>
+                <w:rFonts w:ascii="BRH Malayalam Extra" w:hAnsi="BRH Malayalam Extra" w:cs="BRH Devanagari Extra"/>
+                <w:sz w:val="32"/>
+                <w:szCs w:val="40"/>
+              </w:rPr>
+              <w:t>–</w:t>
+            </w:r>
+            <w:r>
+              <w:rPr>
+                <w:rFonts w:ascii="BRH Devanagari Extra" w:hAnsi="BRH Devanagari Extra" w:cs="BRH Devanagari Extra"/>
+                <w:sz w:val="40"/>
+                <w:szCs w:val="40"/>
+              </w:rPr>
+              <w:t>prÉÉå sÉÉå</w:t>
+            </w:r>
+            <w:r>
+              <w:rPr>
+                <w:rFonts w:ascii="BRH Malayalam Extra" w:hAnsi="BRH Malayalam Extra" w:cs="BRH Devanagari Extra"/>
+                <w:sz w:val="32"/>
+                <w:szCs w:val="40"/>
+              </w:rPr>
+              <w:t>–</w:t>
+            </w:r>
+            <w:r>
+              <w:rPr>
+                <w:rFonts w:ascii="BRH Devanagari Extra" w:hAnsi="BRH Devanagari Extra" w:cs="BRH Devanagari Extra"/>
+                <w:sz w:val="40"/>
+                <w:szCs w:val="40"/>
+              </w:rPr>
+              <w:t>MürÉÉåÿÈ MüsmÉiÉå</w:t>
+            </w:r>
+          </w:p>
+        </w:tc>
+        <w:tc>
+          <w:tcPr>
+            <w:tcW w:w="5423" w:type="dxa"/>
+            <w:tcBorders>
+              <w:top w:val="single" w:sz="4" w:space="0" w:color="000000"/>
+              <w:left w:val="single" w:sz="4" w:space="0" w:color="000000"/>
+              <w:bottom w:val="single" w:sz="4" w:space="0" w:color="000000"/>
+              <w:right w:val="single" w:sz="4" w:space="0" w:color="000000"/>
+            </w:tcBorders>
+          </w:tcPr>
+          <w:p>
+            <w:pPr>
+              <w:widowControl w:val="0"/>
+              <w:autoSpaceDE w:val="0"/>
+              <w:autoSpaceDN w:val="0"/>
+              <w:adjustRightInd w:val="0"/>
+              <w:spacing w:before="0" w:line="240" w:lineRule="auto"/>
+              <w:rPr>
+                <w:rFonts w:ascii="BRH Devanagari Extra" w:hAnsi="BRH Devanagari Extra" w:cs="BRH Devanagari Extra"/>
+                <w:color w:val="EE0000"/>
+                <w:sz w:val="40"/>
+                <w:szCs w:val="40"/>
+              </w:rPr>
+            </w:pPr>
+            <w:r>
+              <w:rPr>
+                <w:rFonts w:ascii="BRH Devanagari Extra" w:hAnsi="BRH Devanagari Extra" w:cs="BRH Devanagari Extra"/>
+                <w:sz w:val="40"/>
+                <w:szCs w:val="40"/>
+              </w:rPr>
+              <w:t>ÆrÉþlirÉÑ</w:t>
+            </w:r>
+            <w:r>
+              <w:rPr>
+                <w:rFonts w:ascii="BRH Malayalam Extra" w:hAnsi="BRH Malayalam Extra" w:cs="BRH Devanagari Extra"/>
+                <w:sz w:val="32"/>
+                <w:szCs w:val="40"/>
+              </w:rPr>
+              <w:t>–</w:t>
+            </w:r>
+            <w:r>
+              <w:rPr>
+                <w:rFonts w:ascii="BRH Devanagari Extra" w:hAnsi="BRH Devanagari Extra" w:cs="BRH Devanagari Extra"/>
+                <w:sz w:val="40"/>
+                <w:szCs w:val="40"/>
+              </w:rPr>
+              <w:t>pÉrÉÉåþ</w:t>
+            </w:r>
+            <w:r>
+              <w:rPr>
+                <w:rFonts w:ascii="BRH Devanagari Extra" w:hAnsi="BRH Devanagari Extra" w:cs="BRH Devanagari Extra"/>
+                <w:sz w:val="40"/>
+                <w:szCs w:val="40"/>
+                <w:highlight w:val="green"/>
+              </w:rPr>
+              <w:t>Uå</w:t>
+            </w:r>
+            <w:r>
+              <w:rPr>
+                <w:rFonts w:ascii="BRH Devanagari Extra" w:hAnsi="BRH Devanagari Extra" w:cs="BRH Devanagari Extra"/>
+                <w:sz w:val="40"/>
+                <w:szCs w:val="40"/>
+              </w:rPr>
+              <w:t>prÉÉå sÉÉå</w:t>
+            </w:r>
+            <w:r>
+              <w:rPr>
+                <w:rFonts w:ascii="BRH Malayalam Extra" w:hAnsi="BRH Malayalam Extra" w:cs="BRH Devanagari Extra"/>
+                <w:sz w:val="32"/>
+                <w:szCs w:val="40"/>
+              </w:rPr>
+              <w:t>–</w:t>
+            </w:r>
+            <w:r>
+              <w:rPr>
+                <w:rFonts w:ascii="BRH Devanagari Extra" w:hAnsi="BRH Devanagari Extra" w:cs="BRH Devanagari Extra"/>
+                <w:sz w:val="40"/>
+                <w:szCs w:val="40"/>
+              </w:rPr>
+              <w:t>MürÉÉåÿÈ MüsmÉiÉå</w:t>
+            </w:r>
+          </w:p>
+        </w:tc>
+      </w:tr>
+      <w:tr>
+        <w:trPr>
           <w:trHeight w:val="1122"/>
         </w:trPr>
         <w:tc>
@@ -3805,6 +4082,7 @@
                 <w:sz w:val="28"/>
                 <w:szCs w:val="28"/>
               </w:rPr>
+              <w:lastRenderedPageBreak/>
               <w:t>TS 7.4.5.1 – Padam</w:t>
             </w:r>
           </w:p>
@@ -4082,7 +4360,6 @@
                 <w:sz w:val="28"/>
                 <w:szCs w:val="28"/>
               </w:rPr>
-              <w:lastRenderedPageBreak/>
               <w:t>TS 7.4.</w:t>
             </w:r>
             <w:r>
@@ -6026,6 +6303,7 @@
                 <w:sz w:val="32"/>
                 <w:szCs w:val="32"/>
               </w:rPr>
+              <w:lastRenderedPageBreak/>
               <w:t>Reference</w:t>
             </w:r>
           </w:p>
@@ -6052,6 +6330,7 @@
                 <w:sz w:val="32"/>
                 <w:szCs w:val="32"/>
               </w:rPr>
+              <w:lastRenderedPageBreak/>
               <w:t>As Printed</w:t>
             </w:r>
           </w:p>
@@ -7335,6 +7614,7 @@
                 <w:sz w:val="28"/>
                 <w:szCs w:val="28"/>
               </w:rPr>
+              <w:lastRenderedPageBreak/>
               <w:t>5</w:t>
             </w:r>
             <w:r>
@@ -7393,6 +7673,7 @@
                 <w:szCs w:val="40"/>
                 <w:lang w:val="en-IN" w:eastAsia="en-IN" w:bidi="ml-IN"/>
               </w:rPr>
+              <w:lastRenderedPageBreak/>
               <w:t>mÉ×wPèrÉþÈ | wÉ</w:t>
             </w:r>
             <w:r>
@@ -7498,6 +7779,7 @@
                 <w:szCs w:val="40"/>
                 <w:lang w:val="en-IN" w:eastAsia="en-IN" w:bidi="ml-IN"/>
               </w:rPr>
+              <w:lastRenderedPageBreak/>
               <w:t>pÉ</w:t>
             </w:r>
             <w:r>
@@ -7582,6 +7864,7 @@
                 <w:szCs w:val="40"/>
                 <w:lang w:val="en-IN" w:eastAsia="en-IN" w:bidi="ml-IN"/>
               </w:rPr>
+              <w:lastRenderedPageBreak/>
               <w:t>mÉ×wPèrÉþÈ | wÉ</w:t>
             </w:r>
             <w:r>
@@ -7664,6 +7947,7 @@
                 <w:szCs w:val="40"/>
                 <w:lang w:val="en-IN" w:eastAsia="en-IN" w:bidi="ml-IN"/>
               </w:rPr>
+              <w:lastRenderedPageBreak/>
               <w:t>pÉ</w:t>
             </w:r>
             <w:r>
@@ -9037,6 +9321,7 @@
           <w:b/>
           <w:bCs/>
         </w:rPr>
+        <w:lastRenderedPageBreak/>
         <w:t>(ignore those which are already incorporated in your book’s version and date)</w:t>
       </w:r>
     </w:p>
@@ -9082,7 +9367,6 @@
                 <w:sz w:val="32"/>
                 <w:szCs w:val="32"/>
               </w:rPr>
-              <w:lastRenderedPageBreak/>
               <w:t>Section, Paragraph</w:t>
             </w:r>
           </w:p>
